--- a/resume.docx
+++ b/resume.docx
@@ -544,6 +544,7 @@
           <w:color w:val="0000FF"/>
           <w:sz w:val="24"/>
           <w:szCs w:val="24"/>
+          <w:lang w:val="en-US"/>
         </w:rPr>
       </w:pPr>
     </w:p>
@@ -1401,16 +1402,14 @@
               </w:rPr>
               <w:t xml:space="preserve"> коммуникабельный,</w:t>
             </w:r>
-          </w:p>
-          <w:p>
-            <w:pPr>
-              <w:ind w:left="280"/>
-              <w:rPr>
-                <w:rFonts w:ascii="Helvetica" w:hAnsi="Helvetica"/>
-                <w:sz w:val="24"/>
-                <w:szCs w:val="24"/>
-              </w:rPr>
-            </w:pPr>
+            <w:r>
+              <w:rPr>
+                <w:rFonts w:ascii="Helvetica" w:eastAsia="Arial" w:hAnsi="Helvetica"/>
+                <w:sz w:val="24"/>
+                <w:szCs w:val="24"/>
+              </w:rPr>
+              <w:t xml:space="preserve"> </w:t>
+            </w:r>
             <w:r>
               <w:rPr>
                 <w:rFonts w:ascii="Helvetica" w:eastAsia="Arial" w:hAnsi="Helvetica"/>
@@ -1810,13 +1809,13 @@
       </w:pPr>
       <w:r>
         <w:rPr>
-          <w:rFonts w:ascii="Helvetica" w:eastAsia="Arial" w:hAnsi="Helvetica"/>
+          <w:rFonts w:ascii="Helvetica" w:hAnsi="Helvetica"/>
           <w:b/>
           <w:bCs/>
           <w:sz w:val="24"/>
           <w:szCs w:val="24"/>
         </w:rPr>
-        <w:t>ДОСТИЖЕНИЯ</w:t>
+        <w:t>СОРЕВНОВАНИЯ</w:t>
       </w:r>
     </w:p>
     <w:p>
@@ -1952,34 +1951,8 @@
           <w:rFonts w:ascii="Helvetica" w:eastAsia="Arial" w:hAnsi="Helvetica"/>
           <w:sz w:val="24"/>
           <w:szCs w:val="24"/>
-          <w:lang w:val="en-US"/>
-        </w:rPr>
-        <w:t>third</w:t>
-      </w:r>
-      <w:r>
-        <w:rPr>
-          <w:rFonts w:ascii="Helvetica" w:eastAsia="Arial" w:hAnsi="Helvetica"/>
-          <w:sz w:val="24"/>
-          <w:szCs w:val="24"/>
-        </w:rPr>
-        <w:t xml:space="preserve"> </w:t>
-      </w:r>
-      <w:r>
-        <w:rPr>
-          <w:rFonts w:ascii="Helvetica" w:eastAsia="Arial" w:hAnsi="Helvetica"/>
-          <w:sz w:val="24"/>
-          <w:szCs w:val="24"/>
-          <w:lang w:val="en-US"/>
-        </w:rPr>
-        <w:t>award</w:t>
-      </w:r>
-      <w:r>
-        <w:rPr>
-          <w:rFonts w:ascii="Helvetica" w:eastAsia="Arial" w:hAnsi="Helvetica"/>
-          <w:sz w:val="24"/>
-          <w:szCs w:val="24"/>
-        </w:rPr>
-        <w:t>.</w:t>
+        </w:rPr>
+        <w:t>диплом 3 степени</w:t>
       </w:r>
     </w:p>
     <w:p>
@@ -1997,23 +1970,7 @@
           <w:sz w:val="24"/>
           <w:szCs w:val="24"/>
         </w:rPr>
-        <w:t xml:space="preserve">Четвертьфинал (Саратов) 37 место (планируем </w:t>
-      </w:r>
-      <w:r>
-        <w:rPr>
-          <w:rFonts w:ascii="Helvetica" w:eastAsia="Arial" w:hAnsi="Helvetica"/>
-          <w:sz w:val="24"/>
-          <w:szCs w:val="24"/>
-        </w:rPr>
-        <w:t xml:space="preserve">пройти </w:t>
-      </w:r>
-      <w:r>
-        <w:rPr>
-          <w:rFonts w:ascii="Helvetica" w:eastAsia="Arial" w:hAnsi="Helvetica"/>
-          <w:sz w:val="24"/>
-          <w:szCs w:val="24"/>
-        </w:rPr>
-        <w:t>в полуфинал в 2024-2025)</w:t>
+        <w:t>Четвертьфинал (Саратов) 37 место</w:t>
       </w:r>
       <w:r>
         <w:rPr>
@@ -2026,6 +1983,7 @@
     </w:p>
     <w:p>
       <w:pPr>
+        <w:jc w:val="both"/>
         <w:rPr>
           <w:rFonts w:ascii="Helvetica" w:eastAsia="Arial" w:hAnsi="Helvetica"/>
           <w:sz w:val="24"/>
@@ -2041,7 +1999,6 @@
           <w:bCs/>
           <w:sz w:val="24"/>
           <w:szCs w:val="24"/>
-          <w:lang w:val="en-US"/>
         </w:rPr>
       </w:pPr>
       <w:r>
@@ -2053,11 +2010,94 @@
           <w:szCs w:val="24"/>
           <w:lang w:val="en-US"/>
         </w:rPr>
-        <w:t>TECHARENA Volga Challenge 2023</w:t>
+        <w:t>ICPC</w:t>
+      </w:r>
+      <w:r>
+        <w:rPr>
+          <w:rFonts w:ascii="Helvetica" w:eastAsia="Arial" w:hAnsi="Helvetica"/>
+          <w:b/>
+          <w:bCs/>
+          <w:sz w:val="24"/>
+          <w:szCs w:val="24"/>
+        </w:rPr>
+        <w:t xml:space="preserve"> 202</w:t>
+      </w:r>
+      <w:r>
+        <w:rPr>
+          <w:rFonts w:ascii="Helvetica" w:eastAsia="Arial" w:hAnsi="Helvetica"/>
+          <w:b/>
+          <w:bCs/>
+          <w:sz w:val="24"/>
+          <w:szCs w:val="24"/>
+        </w:rPr>
+        <w:t>4</w:t>
+      </w:r>
+      <w:r>
+        <w:rPr>
+          <w:rFonts w:ascii="Helvetica" w:eastAsia="Arial" w:hAnsi="Helvetica"/>
+          <w:b/>
+          <w:bCs/>
+          <w:sz w:val="24"/>
+          <w:szCs w:val="24"/>
+        </w:rPr>
+        <w:t>-202</w:t>
+      </w:r>
+      <w:r>
+        <w:rPr>
+          <w:rFonts w:ascii="Helvetica" w:eastAsia="Arial" w:hAnsi="Helvetica"/>
+          <w:b/>
+          <w:bCs/>
+          <w:sz w:val="24"/>
+          <w:szCs w:val="24"/>
+        </w:rPr>
+        <w:t>5</w:t>
       </w:r>
     </w:p>
     <w:p>
       <w:pPr>
+        <w:jc w:val="both"/>
+        <w:rPr>
+          <w:rFonts w:ascii="Helvetica" w:eastAsia="Arial" w:hAnsi="Helvetica"/>
+          <w:sz w:val="24"/>
+          <w:szCs w:val="24"/>
+        </w:rPr>
+      </w:pPr>
+      <w:r>
+        <w:rPr>
+          <w:rFonts w:ascii="Helvetica" w:eastAsia="Arial" w:hAnsi="Helvetica"/>
+          <w:sz w:val="24"/>
+          <w:szCs w:val="24"/>
+        </w:rPr>
+        <w:t xml:space="preserve">Квалификация (Нижний Новгород) </w:t>
+      </w:r>
+      <w:r>
+        <w:rPr>
+          <w:rFonts w:ascii="Helvetica" w:eastAsia="Arial" w:hAnsi="Helvetica"/>
+          <w:sz w:val="24"/>
+          <w:szCs w:val="24"/>
+        </w:rPr>
+        <w:t>25</w:t>
+      </w:r>
+      <w:r>
+        <w:rPr>
+          <w:rFonts w:ascii="Helvetica" w:eastAsia="Arial" w:hAnsi="Helvetica"/>
+          <w:sz w:val="24"/>
+          <w:szCs w:val="24"/>
+        </w:rPr>
+        <w:t xml:space="preserve"> место, </w:t>
+      </w:r>
+      <w:r>
+        <w:rPr>
+          <w:rFonts w:ascii="Helvetica" w:eastAsia="Arial" w:hAnsi="Helvetica"/>
+          <w:sz w:val="24"/>
+          <w:szCs w:val="24"/>
+        </w:rPr>
+        <w:t>диплом 2 степени</w:t>
+      </w:r>
+    </w:p>
+    <w:p>
+      <w:pPr>
+        <w:jc w:val="both"/>
         <w:rPr>
           <w:rFonts w:ascii="Helvetica" w:eastAsia="Arial" w:hAnsi="Helvetica"/>
           <w:sz w:val="24"/>
@@ -2071,6 +2111,108 @@
           <w:sz w:val="24"/>
           <w:szCs w:val="24"/>
         </w:rPr>
+        <w:t xml:space="preserve">Четвертьфинал (Саратов) </w:t>
+      </w:r>
+      <w:r>
+        <w:rPr>
+          <w:rFonts w:ascii="Helvetica" w:eastAsia="Arial" w:hAnsi="Helvetica"/>
+          <w:sz w:val="24"/>
+          <w:szCs w:val="24"/>
+          <w:lang w:val="en-US"/>
+        </w:rPr>
+        <w:t>59</w:t>
+      </w:r>
+      <w:r>
+        <w:rPr>
+          <w:rFonts w:ascii="Helvetica" w:eastAsia="Arial" w:hAnsi="Helvetica"/>
+          <w:sz w:val="24"/>
+          <w:szCs w:val="24"/>
+        </w:rPr>
+        <w:t xml:space="preserve"> место</w:t>
+      </w:r>
+      <w:r>
+        <w:rPr>
+          <w:rFonts w:ascii="Helvetica" w:eastAsia="Arial" w:hAnsi="Helvetica"/>
+          <w:sz w:val="24"/>
+          <w:szCs w:val="24"/>
+        </w:rPr>
+        <w:t>.</w:t>
+      </w:r>
+    </w:p>
+    <w:p>
+      <w:pPr>
+        <w:rPr>
+          <w:rFonts w:ascii="Helvetica" w:eastAsia="Arial" w:hAnsi="Helvetica"/>
+          <w:sz w:val="24"/>
+          <w:szCs w:val="24"/>
+          <w:lang w:val="en-US"/>
+        </w:rPr>
+      </w:pPr>
+    </w:p>
+    <w:p>
+      <w:pPr>
+        <w:rPr>
+          <w:rFonts w:ascii="Helvetica" w:eastAsia="Arial" w:hAnsi="Helvetica"/>
+          <w:b/>
+          <w:bCs/>
+          <w:sz w:val="24"/>
+          <w:szCs w:val="24"/>
+          <w:lang w:val="en-US"/>
+        </w:rPr>
+      </w:pPr>
+      <w:r>
+        <w:rPr>
+          <w:rFonts w:ascii="Helvetica" w:eastAsia="Arial" w:hAnsi="Helvetica"/>
+          <w:b/>
+          <w:bCs/>
+          <w:sz w:val="24"/>
+          <w:szCs w:val="24"/>
+          <w:lang w:val="en-US"/>
+        </w:rPr>
+        <w:t>TECHARENA Volga Challenge 2023</w:t>
+      </w:r>
+    </w:p>
+    <w:p>
+      <w:pPr>
+        <w:rPr>
+          <w:rFonts w:ascii="Helvetica" w:eastAsia="Arial" w:hAnsi="Helvetica"/>
+          <w:sz w:val="24"/>
+          <w:szCs w:val="24"/>
+          <w:lang w:val="en-US"/>
+        </w:rPr>
+      </w:pPr>
+      <w:r>
+        <w:rPr>
+          <w:rFonts w:ascii="Helvetica" w:eastAsia="Arial" w:hAnsi="Helvetica"/>
+          <w:sz w:val="24"/>
+          <w:szCs w:val="24"/>
+          <w:lang w:val="en-US"/>
+        </w:rPr>
+        <w:t xml:space="preserve">18 </w:t>
+      </w:r>
+      <w:r>
+        <w:rPr>
+          <w:rFonts w:ascii="Helvetica" w:eastAsia="Arial" w:hAnsi="Helvetica"/>
+          <w:sz w:val="24"/>
+          <w:szCs w:val="24"/>
+        </w:rPr>
+        <w:t>место</w:t>
+      </w:r>
+      <w:r>
+        <w:rPr>
+          <w:rFonts w:ascii="Helvetica" w:eastAsia="Arial" w:hAnsi="Helvetica"/>
+          <w:sz w:val="24"/>
+          <w:szCs w:val="24"/>
+          <w:lang w:val="en-US"/>
+        </w:rPr>
+        <w:t xml:space="preserve">, </w:t>
+      </w:r>
+      <w:r>
+        <w:rPr>
+          <w:rFonts w:ascii="Helvetica" w:eastAsia="Arial" w:hAnsi="Helvetica"/>
+          <w:sz w:val="24"/>
+          <w:szCs w:val="24"/>
+        </w:rPr>
         <w:t>Д</w:t>
       </w:r>
       <w:r>
@@ -2106,6 +2248,77 @@
           <w:lang w:val="en-US"/>
         </w:rPr>
         <w:t>.</w:t>
+      </w:r>
+    </w:p>
+    <w:p>
+      <w:pPr>
+        <w:rPr>
+          <w:rFonts w:ascii="Helvetica" w:eastAsia="Arial" w:hAnsi="Helvetica"/>
+          <w:sz w:val="24"/>
+          <w:szCs w:val="24"/>
+          <w:lang w:val="en-US"/>
+        </w:rPr>
+      </w:pPr>
+    </w:p>
+    <w:p>
+      <w:pPr>
+        <w:rPr>
+          <w:rFonts w:ascii="Helvetica" w:eastAsia="Arial" w:hAnsi="Helvetica"/>
+          <w:b/>
+          <w:bCs/>
+          <w:sz w:val="24"/>
+          <w:szCs w:val="24"/>
+        </w:rPr>
+      </w:pPr>
+      <w:r>
+        <w:rPr>
+          <w:rFonts w:ascii="Helvetica" w:eastAsia="Arial" w:hAnsi="Helvetica"/>
+          <w:b/>
+          <w:bCs/>
+          <w:sz w:val="24"/>
+          <w:szCs w:val="24"/>
+          <w:lang w:val="en-US"/>
+        </w:rPr>
+        <w:t>TECHARENA Volga Challenge 20</w:t>
+      </w:r>
+      <w:r>
+        <w:rPr>
+          <w:rFonts w:ascii="Helvetica" w:eastAsia="Arial" w:hAnsi="Helvetica"/>
+          <w:b/>
+          <w:bCs/>
+          <w:sz w:val="24"/>
+          <w:szCs w:val="24"/>
+          <w:lang w:val="en-US"/>
+        </w:rPr>
+        <w:t>2</w:t>
+      </w:r>
+      <w:r>
+        <w:rPr>
+          <w:rFonts w:ascii="Helvetica" w:eastAsia="Arial" w:hAnsi="Helvetica"/>
+          <w:b/>
+          <w:bCs/>
+          <w:sz w:val="24"/>
+          <w:szCs w:val="24"/>
+        </w:rPr>
+        <w:t>4</w:t>
+      </w:r>
+    </w:p>
+    <w:p>
+      <w:pPr>
+        <w:rPr>
+          <w:rFonts w:ascii="Helvetica" w:eastAsia="Arial" w:hAnsi="Helvetica"/>
+          <w:sz w:val="24"/>
+          <w:szCs w:val="24"/>
+          <w:lang w:val="en-US"/>
+        </w:rPr>
+      </w:pPr>
+      <w:r>
+        <w:rPr>
+          <w:rFonts w:ascii="Helvetica" w:eastAsia="Arial" w:hAnsi="Helvetica"/>
+          <w:sz w:val="24"/>
+          <w:szCs w:val="24"/>
+        </w:rPr>
+        <w:t>14 место</w:t>
       </w:r>
     </w:p>
     <w:sectPr>
